--- a/docs/04_fast_and_slow_path.docx
+++ b/docs/04_fast_and_slow_path.docx
@@ -1620,8 +1620,14 @@
     </w:p>
     <w:p>
       <w:pPr>
-        <w:pStyle w:val="ListNumber"/>
+        <w:ind w:left="510" w:hanging="340"/>
       </w:pPr>
+      <w:r>
+        <w:rPr>
+          <w:b w:val="0"/>
+        </w:rPr>
+        <w:t xml:space="preserve">1.  </w:t>
+      </w:r>
       <w:r>
         <w:rPr>
           <w:rFonts w:ascii="Consolas" w:hAnsi="Consolas" w:eastAsia="Consolas"/>
@@ -1651,13 +1657,13 @@
     </w:p>
     <w:p>
       <w:pPr>
-        <w:pStyle w:val="ListNumber"/>
+        <w:ind w:left="510" w:hanging="340"/>
       </w:pPr>
       <w:r>
         <w:rPr>
           <w:b w:val="0"/>
         </w:rPr>
-        <w:t xml:space="preserve">Unless </w:t>
+        <w:t xml:space="preserve">2.  Unless </w:t>
       </w:r>
       <w:r>
         <w:rPr>
@@ -1805,19 +1811,25 @@
     </w:p>
     <w:p>
       <w:pPr>
-        <w:pStyle w:val="ListNumber"/>
+        <w:ind w:left="510" w:hanging="340"/>
       </w:pPr>
       <w:r>
         <w:rPr>
           <w:b w:val="0"/>
         </w:rPr>
-        <w:t>In embedding mode the query is encoded and two numbers are taken: the maximum cosine similarity against the interrupt anchors and against the continuation anchors.</w:t>
+        <w:t>3.  In embedding mode the query is encoded and two numbers are taken: the maximum cosine similarity against the interrupt anchors and against the continuation anchors.</w:t>
       </w:r>
     </w:p>
     <w:p>
       <w:pPr>
-        <w:pStyle w:val="ListNumber"/>
+        <w:ind w:left="510" w:hanging="340"/>
       </w:pPr>
+      <w:r>
+        <w:rPr>
+          <w:b w:val="0"/>
+        </w:rPr>
+        <w:t xml:space="preserve">4.  </w:t>
+      </w:r>
       <w:r>
         <w:rPr>
           <w:rFonts w:ascii="Consolas" w:hAnsi="Consolas" w:eastAsia="Consolas"/>
@@ -1964,8 +1976,14 @@
     </w:p>
     <w:p>
       <w:pPr>
-        <w:pStyle w:val="ListNumber"/>
+        <w:ind w:left="510" w:hanging="340"/>
       </w:pPr>
+      <w:r>
+        <w:rPr>
+          <w:b w:val="0"/>
+        </w:rPr>
+        <w:t xml:space="preserve">5.  </w:t>
+      </w:r>
       <w:r>
         <w:rPr>
           <w:rFonts w:ascii="Consolas" w:hAnsi="Consolas" w:eastAsia="Consolas"/>
@@ -1995,8 +2013,14 @@
     </w:p>
     <w:p>
       <w:pPr>
-        <w:pStyle w:val="ListNumber"/>
+        <w:ind w:left="510" w:hanging="340"/>
       </w:pPr>
+      <w:r>
+        <w:rPr>
+          <w:b w:val="0"/>
+        </w:rPr>
+        <w:t xml:space="preserve">6.  </w:t>
+      </w:r>
       <w:r>
         <w:rPr>
           <w:rFonts w:ascii="Consolas" w:hAnsi="Consolas" w:eastAsia="Consolas"/>
@@ -2039,8 +2063,14 @@
     </w:p>
     <w:p>
       <w:pPr>
-        <w:pStyle w:val="ListNumber"/>
+        <w:ind w:left="510" w:hanging="340"/>
       </w:pPr>
+      <w:r>
+        <w:rPr>
+          <w:b w:val="0"/>
+        </w:rPr>
+        <w:t xml:space="preserve">7.  </w:t>
+      </w:r>
       <w:r>
         <w:rPr>
           <w:rFonts w:ascii="Consolas" w:hAnsi="Consolas" w:eastAsia="Consolas"/>
@@ -2096,13 +2126,13 @@
     </w:p>
     <w:p>
       <w:pPr>
-        <w:pStyle w:val="ListNumber"/>
+        <w:ind w:left="510" w:hanging="340"/>
       </w:pPr>
       <w:r>
         <w:rPr>
           <w:b w:val="0"/>
         </w:rPr>
-        <w:t xml:space="preserve">The returned dictionary carries </w:t>
+        <w:t xml:space="preserve">8.  The returned dictionary carries </w:t>
       </w:r>
       <w:r>
         <w:rPr>
@@ -4452,8 +4482,14 @@
     </w:p>
     <w:p>
       <w:pPr>
-        <w:pStyle w:val="ListNumber"/>
+        <w:ind w:left="510" w:hanging="340"/>
       </w:pPr>
+      <w:r>
+        <w:rPr>
+          <w:b w:val="0"/>
+        </w:rPr>
+        <w:t xml:space="preserve">1.  </w:t>
+      </w:r>
       <w:r>
         <w:rPr>
           <w:rFonts w:ascii="Consolas" w:hAnsi="Consolas" w:eastAsia="Consolas"/>
@@ -4483,8 +4519,14 @@
     </w:p>
     <w:p>
       <w:pPr>
-        <w:pStyle w:val="ListNumber"/>
+        <w:ind w:left="510" w:hanging="340"/>
       </w:pPr>
+      <w:r>
+        <w:rPr>
+          <w:b w:val="0"/>
+        </w:rPr>
+        <w:t xml:space="preserve">2.  </w:t>
+      </w:r>
       <w:r>
         <w:rPr>
           <w:rFonts w:ascii="Consolas" w:hAnsi="Consolas" w:eastAsia="Consolas"/>
@@ -4501,8 +4543,14 @@
     </w:p>
     <w:p>
       <w:pPr>
-        <w:pStyle w:val="ListNumber"/>
+        <w:ind w:left="510" w:hanging="340"/>
       </w:pPr>
+      <w:r>
+        <w:rPr>
+          <w:b w:val="0"/>
+        </w:rPr>
+        <w:t xml:space="preserve">3.  </w:t>
+      </w:r>
       <w:r>
         <w:rPr>
           <w:rFonts w:ascii="Consolas" w:hAnsi="Consolas" w:eastAsia="Consolas"/>
@@ -4532,8 +4580,14 @@
     </w:p>
     <w:p>
       <w:pPr>
-        <w:pStyle w:val="ListNumber"/>
+        <w:ind w:left="510" w:hanging="340"/>
       </w:pPr>
+      <w:r>
+        <w:rPr>
+          <w:b w:val="0"/>
+        </w:rPr>
+        <w:t xml:space="preserve">4.  </w:t>
+      </w:r>
       <w:r>
         <w:rPr>
           <w:rFonts w:ascii="Consolas" w:hAnsi="Consolas" w:eastAsia="Consolas"/>
@@ -4615,8 +4669,14 @@
     </w:p>
     <w:p>
       <w:pPr>
-        <w:pStyle w:val="ListNumber"/>
+        <w:ind w:left="510" w:hanging="340"/>
       </w:pPr>
+      <w:r>
+        <w:rPr>
+          <w:b w:val="0"/>
+        </w:rPr>
+        <w:t xml:space="preserve">5.  </w:t>
+      </w:r>
       <w:r>
         <w:rPr>
           <w:rFonts w:ascii="Consolas" w:hAnsi="Consolas" w:eastAsia="Consolas"/>
@@ -4737,24 +4797,24 @@
     </w:p>
     <w:p>
       <w:pPr>
-        <w:pStyle w:val="ListNumber"/>
+        <w:ind w:left="510" w:hanging="340"/>
       </w:pPr>
       <w:r>
         <w:rPr>
           <w:b w:val="0"/>
         </w:rPr>
-        <w:t>The script also reports a keyword baseline accuracy next to the embedding plus lexical accuracy on the test split.</w:t>
+        <w:t>6.  The script also reports a keyword baseline accuracy next to the embedding plus lexical accuracy on the test split.</w:t>
       </w:r>
     </w:p>
     <w:p>
       <w:pPr>
-        <w:pStyle w:val="ListNumber"/>
+        <w:ind w:left="510" w:hanging="340"/>
       </w:pPr>
       <w:r>
         <w:rPr>
           <w:b w:val="0"/>
         </w:rPr>
-        <w:t xml:space="preserve">With </w:t>
+        <w:t xml:space="preserve">7.  With </w:t>
       </w:r>
       <w:r>
         <w:rPr>
@@ -6072,8 +6132,14 @@
     </w:p>
     <w:p>
       <w:pPr>
-        <w:pStyle w:val="ListNumber"/>
+        <w:ind w:left="510" w:hanging="340"/>
       </w:pPr>
+      <w:r>
+        <w:rPr>
+          <w:b w:val="0"/>
+        </w:rPr>
+        <w:t xml:space="preserve">1.  </w:t>
+      </w:r>
       <w:r>
         <w:rPr>
           <w:rFonts w:ascii="Consolas" w:hAnsi="Consolas" w:eastAsia="Consolas"/>
@@ -6129,24 +6195,24 @@
     </w:p>
     <w:p>
       <w:pPr>
-        <w:pStyle w:val="ListNumber"/>
+        <w:ind w:left="510" w:hanging="340"/>
       </w:pPr>
       <w:r>
         <w:rPr>
           <w:b w:val="0"/>
         </w:rPr>
-        <w:t>Suppose the raw similarities are interrupt 0.35 and continuation 0.30 (the code comment says about 0.35 for this kind of sentence). Then z = 2.1941 x 0.35 + (-1.0081) x 0.30 + 1.8266 + 1.9393 - 1.5339 = 0.7679 - 0.3024 + 1.8266 + 1.9393 - 1.5339 = 2.6975, probability about 0.937. The similarity values are an assumption for illustration; the arithmetic uses the real weights.</w:t>
+        <w:t>2.  Suppose the raw similarities are interrupt 0.35 and continuation 0.30 (the code comment says about 0.35 for this kind of sentence). Then z = 2.1941 x 0.35 + (-1.0081) x 0.30 + 1.8266 + 1.9393 - 1.5339 = 0.7679 - 0.3024 + 1.8266 + 1.9393 - 1.5339 = 2.6975, probability about 0.937. The similarity values are an assumption for illustration; the arithmetic uses the real weights.</w:t>
       </w:r>
     </w:p>
     <w:p>
       <w:pPr>
-        <w:pStyle w:val="ListNumber"/>
+        <w:ind w:left="510" w:hanging="340"/>
       </w:pPr>
       <w:r>
         <w:rPr>
           <w:b w:val="0"/>
         </w:rPr>
-        <w:t xml:space="preserve">No rule fires, and 0.937 &gt;= </w:t>
+        <w:t xml:space="preserve">3.  No rule fires, and 0.937 &gt;= </w:t>
       </w:r>
       <w:r>
         <w:rPr>
@@ -6177,8 +6243,14 @@
     </w:p>
     <w:p>
       <w:pPr>
-        <w:pStyle w:val="ListNumber"/>
+        <w:ind w:left="510" w:hanging="340"/>
       </w:pPr>
+      <w:r>
+        <w:rPr>
+          <w:b w:val="0"/>
+        </w:rPr>
+        <w:t xml:space="preserve">4.  </w:t>
+      </w:r>
       <w:r>
         <w:rPr>
           <w:rFonts w:ascii="Consolas" w:hAnsi="Consolas" w:eastAsia="Consolas"/>
@@ -6208,13 +6280,13 @@
     </w:p>
     <w:p>
       <w:pPr>
-        <w:pStyle w:val="ListNumber"/>
+        <w:ind w:left="510" w:hanging="340"/>
       </w:pPr>
       <w:r>
         <w:rPr>
           <w:b w:val="0"/>
         </w:rPr>
-        <w:t xml:space="preserve">The filler is </w:t>
+        <w:t xml:space="preserve">5.  The filler is </w:t>
       </w:r>
       <w:r>
         <w:rPr>
@@ -6232,13 +6304,13 @@
     </w:p>
     <w:p>
       <w:pPr>
-        <w:pStyle w:val="ListNumber"/>
+        <w:ind w:left="510" w:hanging="340"/>
       </w:pPr>
       <w:r>
         <w:rPr>
           <w:b w:val="0"/>
         </w:rPr>
-        <w:t xml:space="preserve">The planner is called with the new epoch; the LLM sees the corrected request and issues a new </w:t>
+        <w:t xml:space="preserve">6.  The planner is called with the new epoch; the LLM sees the corrected request and issues a new </w:t>
       </w:r>
       <w:r>
         <w:rPr>
@@ -6396,13 +6468,13 @@
     </w:p>
     <w:p>
       <w:pPr>
-        <w:pStyle w:val="ListNumber"/>
+        <w:ind w:left="510" w:hanging="340"/>
       </w:pPr>
       <w:r>
         <w:rPr>
           <w:b w:val="0"/>
         </w:rPr>
-        <w:t xml:space="preserve">If </w:t>
+        <w:t xml:space="preserve">1.  If </w:t>
       </w:r>
       <w:r>
         <w:rPr>
@@ -6459,13 +6531,13 @@
     </w:p>
     <w:p>
       <w:pPr>
-        <w:pStyle w:val="ListNumber"/>
+        <w:ind w:left="510" w:hanging="340"/>
       </w:pPr>
       <w:r>
         <w:rPr>
           <w:b w:val="0"/>
         </w:rPr>
-        <w:t xml:space="preserve">Otherwise it looks up </w:t>
+        <w:t xml:space="preserve">2.  Otherwise it looks up </w:t>
       </w:r>
       <w:r>
         <w:rPr>
@@ -6600,13 +6672,13 @@
     </w:p>
     <w:p>
       <w:pPr>
-        <w:pStyle w:val="ListNumber"/>
+        <w:ind w:left="510" w:hanging="340"/>
       </w:pPr>
       <w:r>
         <w:rPr>
           <w:b w:val="0"/>
         </w:rPr>
-        <w:t xml:space="preserve">Each template is tried in order with </w:t>
+        <w:t xml:space="preserve">3.  Each template is tried in order with </w:t>
       </w:r>
       <w:r>
         <w:rPr>
@@ -6650,13 +6722,13 @@
     </w:p>
     <w:p>
       <w:pPr>
-        <w:pStyle w:val="ListNumber"/>
+        <w:ind w:left="510" w:hanging="340"/>
       </w:pPr>
       <w:r>
         <w:rPr>
           <w:b w:val="0"/>
         </w:rPr>
-        <w:t>If none filled, the last template of that intent is used if it has no placeholder (for example "Searching available flights for you now..."). Otherwise a generic filler is returned ("Looking that up right now...", chosen with the same deterministic switch).</w:t>
+        <w:t>4.  If none filled, the last template of that intent is used if it has no placeholder (for example "Searching available flights for you now..."). Otherwise a generic filler is returned ("Looking that up right now...", chosen with the same deterministic switch).</w:t>
       </w:r>
     </w:p>
     <w:p>
@@ -7291,8 +7363,14 @@
     </w:p>
     <w:p>
       <w:pPr>
-        <w:pStyle w:val="ListNumber"/>
+        <w:ind w:left="510" w:hanging="340"/>
       </w:pPr>
+      <w:r>
+        <w:rPr>
+          <w:b w:val="0"/>
+        </w:rPr>
+        <w:t xml:space="preserve">1.  </w:t>
+      </w:r>
       <w:r>
         <w:rPr>
           <w:b/>
@@ -7489,8 +7567,14 @@
     </w:p>
     <w:p>
       <w:pPr>
-        <w:pStyle w:val="ListNumber"/>
+        <w:ind w:left="510" w:hanging="340"/>
       </w:pPr>
+      <w:r>
+        <w:rPr>
+          <w:b w:val="0"/>
+        </w:rPr>
+        <w:t xml:space="preserve">2.  </w:t>
+      </w:r>
       <w:r>
         <w:rPr>
           <w:b/>
@@ -7532,8 +7616,14 @@
     </w:p>
     <w:p>
       <w:pPr>
-        <w:pStyle w:val="ListNumber"/>
+        <w:ind w:left="510" w:hanging="340"/>
       </w:pPr>
+      <w:r>
+        <w:rPr>
+          <w:b w:val="0"/>
+        </w:rPr>
+        <w:t xml:space="preserve">3.  </w:t>
+      </w:r>
       <w:r>
         <w:rPr>
           <w:b/>
@@ -7588,8 +7678,14 @@
     </w:p>
     <w:p>
       <w:pPr>
-        <w:pStyle w:val="ListNumber"/>
+        <w:ind w:left="510" w:hanging="340"/>
       </w:pPr>
+      <w:r>
+        <w:rPr>
+          <w:b w:val="0"/>
+        </w:rPr>
+        <w:t xml:space="preserve">4.  </w:t>
+      </w:r>
       <w:r>
         <w:rPr>
           <w:b/>
@@ -7631,8 +7727,14 @@
     </w:p>
     <w:p>
       <w:pPr>
-        <w:pStyle w:val="ListNumber"/>
+        <w:ind w:left="510" w:hanging="340"/>
       </w:pPr>
+      <w:r>
+        <w:rPr>
+          <w:b w:val="0"/>
+        </w:rPr>
+        <w:t xml:space="preserve">5.  </w:t>
+      </w:r>
       <w:r>
         <w:rPr>
           <w:b/>
@@ -7713,8 +7815,14 @@
     </w:p>
     <w:p>
       <w:pPr>
-        <w:pStyle w:val="ListNumber"/>
+        <w:ind w:left="510" w:hanging="340"/>
       </w:pPr>
+      <w:r>
+        <w:rPr>
+          <w:b w:val="0"/>
+        </w:rPr>
+        <w:t xml:space="preserve">6.  </w:t>
+      </w:r>
       <w:r>
         <w:rPr>
           <w:b/>
@@ -7810,8 +7918,14 @@
     </w:p>
     <w:p>
       <w:pPr>
-        <w:pStyle w:val="ListNumber"/>
+        <w:ind w:left="510" w:hanging="340"/>
       </w:pPr>
+      <w:r>
+        <w:rPr>
+          <w:b w:val="0"/>
+        </w:rPr>
+        <w:t xml:space="preserve">7.  </w:t>
+      </w:r>
       <w:r>
         <w:rPr>
           <w:b/>
@@ -7856,13 +7970,13 @@
     </w:p>
     <w:p>
       <w:pPr>
-        <w:pStyle w:val="ListNumber"/>
+        <w:ind w:left="510" w:hanging="340"/>
       </w:pPr>
       <w:r>
         <w:rPr>
           <w:b w:val="0"/>
         </w:rPr>
-        <w:t xml:space="preserve">Generates a call identifier of the form </w:t>
+        <w:t xml:space="preserve">1.  Generates a call identifier of the form </w:t>
       </w:r>
       <w:r>
         <w:rPr>
@@ -7880,8 +7994,14 @@
     </w:p>
     <w:p>
       <w:pPr>
-        <w:pStyle w:val="ListNumber"/>
+        <w:ind w:left="510" w:hanging="340"/>
       </w:pPr>
+      <w:r>
+        <w:rPr>
+          <w:b w:val="0"/>
+        </w:rPr>
+        <w:t xml:space="preserve">2.  </w:t>
+      </w:r>
       <w:r>
         <w:rPr>
           <w:b/>
@@ -7923,13 +8043,13 @@
     </w:p>
     <w:p>
       <w:pPr>
-        <w:pStyle w:val="ListNumber"/>
+        <w:ind w:left="510" w:hanging="340"/>
       </w:pPr>
       <w:r>
         <w:rPr>
           <w:b w:val="0"/>
         </w:rPr>
-        <w:t xml:space="preserve">Reads </w:t>
+        <w:t xml:space="preserve">3.  Reads </w:t>
       </w:r>
       <w:r>
         <w:rPr>
@@ -7947,8 +8067,14 @@
     </w:p>
     <w:p>
       <w:pPr>
-        <w:pStyle w:val="ListNumber"/>
+        <w:ind w:left="510" w:hanging="340"/>
       </w:pPr>
+      <w:r>
+        <w:rPr>
+          <w:b w:val="0"/>
+        </w:rPr>
+        <w:t xml:space="preserve">4.  </w:t>
+      </w:r>
       <w:r>
         <w:rPr>
           <w:b/>
@@ -8029,8 +8155,14 @@
     </w:p>
     <w:p>
       <w:pPr>
-        <w:pStyle w:val="ListNumber"/>
+        <w:ind w:left="510" w:hanging="340"/>
       </w:pPr>
+      <w:r>
+        <w:rPr>
+          <w:b w:val="0"/>
+        </w:rPr>
+        <w:t xml:space="preserve">5.  </w:t>
+      </w:r>
       <w:r>
         <w:rPr>
           <w:b/>
@@ -8098,13 +8230,13 @@
     </w:p>
     <w:p>
       <w:pPr>
-        <w:pStyle w:val="ListNumber"/>
+        <w:ind w:left="510" w:hanging="340"/>
       </w:pPr>
       <w:r>
         <w:rPr>
           <w:b w:val="0"/>
         </w:rPr>
-        <w:t xml:space="preserve">When registered, appends the </w:t>
+        <w:t xml:space="preserve">6.  When registered, appends the </w:t>
       </w:r>
       <w:r>
         <w:rPr>
@@ -8181,13 +8313,13 @@
     </w:p>
     <w:p>
       <w:pPr>
-        <w:pStyle w:val="ListNumber"/>
+        <w:ind w:left="510" w:hanging="340"/>
       </w:pPr>
       <w:r>
         <w:rPr>
           <w:b w:val="0"/>
         </w:rPr>
-        <w:t xml:space="preserve">Strip markdown code fences (a fenced </w:t>
+        <w:t xml:space="preserve">1.  Strip markdown code fences (a fenced </w:t>
       </w:r>
       <w:r>
         <w:rPr>
@@ -8205,13 +8337,13 @@
     </w:p>
     <w:p>
       <w:pPr>
-        <w:pStyle w:val="ListNumber"/>
+        <w:ind w:left="510" w:hanging="340"/>
       </w:pPr>
       <w:r>
         <w:rPr>
           <w:b w:val="0"/>
         </w:rPr>
-        <w:t xml:space="preserve">Direct </w:t>
+        <w:t xml:space="preserve">2.  Direct </w:t>
       </w:r>
       <w:r>
         <w:rPr>
@@ -8229,24 +8361,24 @@
     </w:p>
     <w:p>
       <w:pPr>
-        <w:pStyle w:val="ListNumber"/>
+        <w:ind w:left="510" w:hanging="340"/>
       </w:pPr>
       <w:r>
         <w:rPr>
           <w:b w:val="0"/>
         </w:rPr>
-        <w:t>Remove trailing commas before a closing brace or bracket, and if the text has single quotes and no double quotes, convert them.</w:t>
+        <w:t>3.  Remove trailing commas before a closing brace or bracket, and if the text has single quotes and no double quotes, convert them.</w:t>
       </w:r>
     </w:p>
     <w:p>
       <w:pPr>
-        <w:pStyle w:val="ListNumber"/>
+        <w:ind w:left="510" w:hanging="340"/>
       </w:pPr>
       <w:r>
         <w:rPr>
           <w:b w:val="0"/>
         </w:rPr>
-        <w:t xml:space="preserve">Extract the outermost </w:t>
+        <w:t xml:space="preserve">4.  Extract the outermost </w:t>
       </w:r>
       <w:r>
         <w:rPr>
@@ -8264,13 +8396,13 @@
     </w:p>
     <w:p>
       <w:pPr>
-        <w:pStyle w:val="ListNumber"/>
+        <w:ind w:left="510" w:hanging="340"/>
       </w:pPr>
       <w:r>
         <w:rPr>
           <w:b w:val="0"/>
         </w:rPr>
-        <w:t xml:space="preserve">If the optional </w:t>
+        <w:t xml:space="preserve">5.  If the optional </w:t>
       </w:r>
       <w:r>
         <w:rPr>
@@ -8301,13 +8433,13 @@
     </w:p>
     <w:p>
       <w:pPr>
-        <w:pStyle w:val="ListNumber"/>
+        <w:ind w:left="510" w:hanging="340"/>
       </w:pPr>
       <w:r>
         <w:rPr>
           <w:b w:val="0"/>
         </w:rPr>
-        <w:t xml:space="preserve">Otherwise raise </w:t>
+        <w:t xml:space="preserve">6.  Otherwise raise </w:t>
       </w:r>
       <w:r>
         <w:rPr>
@@ -9724,13 +9856,13 @@
     </w:p>
     <w:p>
       <w:pPr>
-        <w:pStyle w:val="ListNumber"/>
+        <w:ind w:left="510" w:hanging="340"/>
       </w:pPr>
       <w:r>
         <w:rPr>
           <w:b w:val="0"/>
         </w:rPr>
-        <w:t xml:space="preserve">Debounce, then </w:t>
+        <w:t xml:space="preserve">1.  Debounce, then </w:t>
       </w:r>
       <w:r>
         <w:rPr>
@@ -9774,8 +9906,14 @@
     </w:p>
     <w:p>
       <w:pPr>
-        <w:pStyle w:val="ListNumber"/>
+        <w:ind w:left="510" w:hanging="340"/>
       </w:pPr>
+      <w:r>
+        <w:rPr>
+          <w:b w:val="0"/>
+        </w:rPr>
+        <w:t xml:space="preserve">2.  </w:t>
+      </w:r>
       <w:r>
         <w:rPr>
           <w:rFonts w:ascii="Consolas" w:hAnsi="Consolas" w:eastAsia="Consolas"/>
@@ -9792,13 +9930,13 @@
     </w:p>
     <w:p>
       <w:pPr>
-        <w:pStyle w:val="ListNumber"/>
+        <w:ind w:left="510" w:hanging="340"/>
       </w:pPr>
       <w:r>
         <w:rPr>
           <w:b w:val="0"/>
         </w:rPr>
-        <w:t xml:space="preserve">Suppose the LLM answers with a </w:t>
+        <w:t xml:space="preserve">3.  Suppose the LLM answers with a </w:t>
       </w:r>
       <w:r>
         <w:rPr>
@@ -9855,8 +9993,14 @@
     </w:p>
     <w:p>
       <w:pPr>
-        <w:pStyle w:val="ListNumber"/>
+        <w:ind w:left="510" w:hanging="340"/>
       </w:pPr>
+      <w:r>
+        <w:rPr>
+          <w:b w:val="0"/>
+        </w:rPr>
+        <w:t xml:space="preserve">4.  </w:t>
+      </w:r>
       <w:r>
         <w:rPr>
           <w:rFonts w:ascii="Consolas" w:hAnsi="Consolas" w:eastAsia="Consolas"/>
@@ -9912,8 +10056,14 @@
     </w:p>
     <w:p>
       <w:pPr>
-        <w:pStyle w:val="ListNumber"/>
+        <w:ind w:left="510" w:hanging="340"/>
       </w:pPr>
+      <w:r>
+        <w:rPr>
+          <w:b w:val="0"/>
+        </w:rPr>
+        <w:t xml:space="preserve">5.  </w:t>
+      </w:r>
       <w:r>
         <w:rPr>
           <w:rFonts w:ascii="Consolas" w:hAnsi="Consolas" w:eastAsia="Consolas"/>
@@ -9943,13 +10093,13 @@
     </w:p>
     <w:p>
       <w:pPr>
-        <w:pStyle w:val="ListNumber"/>
+        <w:ind w:left="510" w:hanging="340"/>
       </w:pPr>
       <w:r>
         <w:rPr>
           <w:b w:val="0"/>
         </w:rPr>
-        <w:t xml:space="preserve">Meanwhile, if the user had said "stop" during step 2, the epoch would have changed, step 4's check on </w:t>
+        <w:t xml:space="preserve">6.  Meanwhile, if the user had said "stop" during step 2, the epoch would have changed, step 4's check on </w:t>
       </w:r>
       <w:r>
         <w:rPr>
@@ -11248,24 +11398,24 @@
     </w:p>
     <w:p>
       <w:pPr>
-        <w:pStyle w:val="ListNumber"/>
+        <w:ind w:left="510" w:hanging="340"/>
       </w:pPr>
       <w:r>
         <w:rPr>
           <w:b w:val="0"/>
         </w:rPr>
-        <w:t>Message arrives, debounce 0.10 s.</w:t>
+        <w:t>1.  Message arrives, debounce 0.10 s.</w:t>
       </w:r>
     </w:p>
     <w:p>
       <w:pPr>
-        <w:pStyle w:val="ListNumber"/>
+        <w:ind w:left="510" w:hanging="340"/>
       </w:pPr>
       <w:r>
         <w:rPr>
           <w:b w:val="0"/>
         </w:rPr>
-        <w:t xml:space="preserve">Tier 1: </w:t>
+        <w:t xml:space="preserve">2.  Tier 1: </w:t>
       </w:r>
       <w:r>
         <w:rPr>
@@ -11283,35 +11433,35 @@
     </w:p>
     <w:p>
       <w:pPr>
-        <w:pStyle w:val="ListNumber"/>
+        <w:ind w:left="510" w:hanging="340"/>
       </w:pPr>
       <w:r>
         <w:rPr>
           <w:b w:val="0"/>
         </w:rPr>
-        <w:t>Tier 2: generic filler emitted at once.</w:t>
+        <w:t>3.  Tier 2: generic filler emitted at once.</w:t>
       </w:r>
     </w:p>
     <w:p>
       <w:pPr>
-        <w:pStyle w:val="ListNumber"/>
+        <w:ind w:left="510" w:hanging="340"/>
       </w:pPr>
       <w:r>
         <w:rPr>
           <w:b w:val="0"/>
         </w:rPr>
-        <w:t>Tier 3: planner returns a tool call plus snapshot; dispatch starts the tool task.</w:t>
+        <w:t>4.  Tier 3: planner returns a tool call plus snapshot; dispatch starts the tool task.</w:t>
       </w:r>
     </w:p>
     <w:p>
       <w:pPr>
-        <w:pStyle w:val="ListNumber"/>
+        <w:ind w:left="510" w:hanging="340"/>
       </w:pPr>
       <w:r>
         <w:rPr>
           <w:b w:val="0"/>
         </w:rPr>
-        <w:t xml:space="preserve">Tool result arrives: stale check passes; </w:t>
+        <w:t xml:space="preserve">5.  Tool result arrives: stale check passes; </w:t>
       </w:r>
       <w:r>
         <w:rPr>
@@ -11337,13 +11487,13 @@
     </w:p>
     <w:p>
       <w:pPr>
-        <w:pStyle w:val="ListNumber"/>
+        <w:ind w:left="510" w:hanging="340"/>
       </w:pPr>
       <w:r>
         <w:rPr>
           <w:b w:val="0"/>
         </w:rPr>
-        <w:t xml:space="preserve">Tier 1 returns </w:t>
+        <w:t xml:space="preserve">1.  Tier 1 returns </w:t>
       </w:r>
       <w:r>
         <w:rPr>
@@ -11374,35 +11524,35 @@
     </w:p>
     <w:p>
       <w:pPr>
-        <w:pStyle w:val="ListNumber"/>
+        <w:ind w:left="510" w:hanging="340"/>
       </w:pPr>
       <w:r>
         <w:rPr>
           <w:b w:val="0"/>
         </w:rPr>
-        <w:t>Tier 2 emits the interruption acknowledgement.</w:t>
+        <w:t>2.  Tier 2 emits the interruption acknowledgement.</w:t>
       </w:r>
     </w:p>
     <w:p>
       <w:pPr>
-        <w:pStyle w:val="ListNumber"/>
+        <w:ind w:left="510" w:hanging="340"/>
       </w:pPr>
       <w:r>
         <w:rPr>
           <w:b w:val="0"/>
         </w:rPr>
-        <w:t>Tier 3 plans the corrected request under the new epoch.</w:t>
+        <w:t>3.  Tier 3 plans the corrected request under the new epoch.</w:t>
       </w:r>
     </w:p>
     <w:p>
       <w:pPr>
-        <w:pStyle w:val="ListNumber"/>
+        <w:ind w:left="510" w:hanging="340"/>
       </w:pPr>
       <w:r>
         <w:rPr>
           <w:b w:val="0"/>
         </w:rPr>
-        <w:t>If the old tool's result arrives late, its epoch is older, so it is dropped and never summarised or spoken.</w:t>
+        <w:t>4.  If the old tool's result arrives late, its epoch is older, so it is dropped and never summarised or spoken.</w:t>
       </w:r>
     </w:p>
     <w:p>
@@ -11415,13 +11565,13 @@
     </w:p>
     <w:p>
       <w:pPr>
-        <w:pStyle w:val="ListNumber"/>
+        <w:ind w:left="510" w:hanging="340"/>
       </w:pPr>
       <w:r>
         <w:rPr>
           <w:b w:val="0"/>
         </w:rPr>
-        <w:t xml:space="preserve">Tier 1 returns </w:t>
+        <w:t xml:space="preserve">1.  Tier 1 returns </w:t>
       </w:r>
       <w:r>
         <w:rPr>
@@ -11439,13 +11589,13 @@
     </w:p>
     <w:p>
       <w:pPr>
-        <w:pStyle w:val="ListNumber"/>
+        <w:ind w:left="510" w:hanging="340"/>
       </w:pPr>
       <w:r>
         <w:rPr>
           <w:b w:val="0"/>
         </w:rPr>
-        <w:t xml:space="preserve">The coordinator stores </w:t>
+        <w:t xml:space="preserve">2.  The coordinator stores </w:t>
       </w:r>
       <w:r>
         <w:rPr>
@@ -11463,13 +11613,13 @@
     </w:p>
     <w:p>
       <w:pPr>
-        <w:pStyle w:val="ListNumber"/>
+        <w:ind w:left="510" w:hanging="340"/>
       </w:pPr>
       <w:r>
         <w:rPr>
           <w:b w:val="0"/>
         </w:rPr>
-        <w:t xml:space="preserve">The next utterance is interpreted by </w:t>
+        <w:t xml:space="preserve">3.  The next utterance is interpreted by </w:t>
       </w:r>
       <w:r>
         <w:rPr>
@@ -11487,13 +11637,13 @@
     </w:p>
     <w:p>
       <w:pPr>
-        <w:pStyle w:val="ListNumber"/>
+        <w:ind w:left="510" w:hanging="340"/>
       </w:pPr>
       <w:r>
         <w:rPr>
           <w:b w:val="0"/>
         </w:rPr>
-        <w:t xml:space="preserve">If nothing was running, a </w:t>
+        <w:t xml:space="preserve">4.  If nothing was running, a </w:t>
       </w:r>
       <w:r>
         <w:rPr>
